--- a/template.docx
+++ b/template.docx
@@ -107,18 +107,8 @@
           <w:sz w:val="20"/>
           <w:szCs w:val="20"/>
         </w:rPr>
-        <w:t>(xxx) xxx-</w:t>
-      </w:r>
-      <w:proofErr w:type="spellStart"/>
-      <w:r>
-        <w:rPr>
-          <w:rFonts w:ascii="Roboto" w:hAnsi="Roboto"/>
-          <w:sz w:val="20"/>
-          <w:szCs w:val="20"/>
-        </w:rPr>
-        <w:t>xxxx</w:t>
-      </w:r>
-      <w:proofErr w:type="spellEnd"/>
+        <w:t>(xxx) xxx-xxxx</w:t>
+      </w:r>
     </w:p>
     <w:p>
       <w:pPr>
@@ -1152,25 +1142,9 @@
     </w:p>
     <w:p>
       <w:pPr>
-        <w:tabs>
-          <w:tab w:val="right" w:pos="10824"/>
-        </w:tabs>
-        <w:spacing w:after="0" w:line="276" w:lineRule="auto"/>
-        <w:rPr>
-          <w:rFonts w:ascii="Roboto" w:hAnsi="Roboto"/>
-          <w:sz w:val="20"/>
-          <w:szCs w:val="20"/>
-        </w:rPr>
-      </w:pPr>
-    </w:p>
-    <w:p>
-      <w:pPr>
         <w:pBdr>
           <w:bottom w:val="single" w:sz="4" w:space="1" w:color="auto"/>
         </w:pBdr>
-        <w:tabs>
-          <w:tab w:val="right" w:pos="10824"/>
-        </w:tabs>
         <w:spacing w:line="276" w:lineRule="auto"/>
         <w:rPr>
           <w:rFonts w:ascii="Gabarito" w:hAnsi="Gabarito"/>
@@ -1188,90 +1162,7 @@
           <w:color w:val="A41034"/>
           <w:lang w:val="en-US"/>
         </w:rPr>
-        <w:t>Leadership &amp; Activities</w:t>
-      </w:r>
-    </w:p>
-    <w:p>
-      <w:pPr>
-        <w:tabs>
-          <w:tab w:val="right" w:pos="10824"/>
-        </w:tabs>
-        <w:spacing w:after="0" w:line="276" w:lineRule="auto"/>
-        <w:rPr>
-          <w:rFonts w:ascii="Roboto" w:hAnsi="Roboto"/>
-          <w:sz w:val="20"/>
-          <w:szCs w:val="20"/>
-          <w:lang w:val="en-US"/>
-        </w:rPr>
-      </w:pPr>
-      <w:r>
-        <w:rPr>
-          <w:rFonts w:ascii="Roboto" w:hAnsi="Roboto"/>
-          <w:b/>
-          <w:bCs/>
-          <w:sz w:val="20"/>
-          <w:szCs w:val="20"/>
-        </w:rPr>
-        <w:t>Organization Name</w:t>
-      </w:r>
-      <w:r>
-        <w:rPr>
-          <w:rFonts w:ascii="Roboto" w:hAnsi="Roboto"/>
-          <w:sz w:val="20"/>
-          <w:szCs w:val="20"/>
-          <w:lang w:val="en-US"/>
-        </w:rPr>
-        <w:tab/>
-      </w:r>
-      <w:r>
-        <w:rPr>
-          <w:rFonts w:ascii="Roboto" w:hAnsi="Roboto"/>
-          <w:sz w:val="20"/>
-          <w:szCs w:val="20"/>
-          <w:lang w:val="en-US"/>
-        </w:rPr>
-        <w:t>City, State</w:t>
-      </w:r>
-    </w:p>
-    <w:p>
-      <w:pPr>
-        <w:tabs>
-          <w:tab w:val="right" w:pos="10824"/>
-        </w:tabs>
-        <w:spacing w:after="0" w:line="360" w:lineRule="auto"/>
-        <w:rPr>
-          <w:rFonts w:ascii="Roboto" w:hAnsi="Roboto"/>
-          <w:sz w:val="20"/>
-          <w:szCs w:val="20"/>
-          <w:lang w:val="en-US"/>
-        </w:rPr>
-      </w:pPr>
-      <w:r>
-        <w:rPr>
-          <w:rFonts w:ascii="Roboto" w:hAnsi="Roboto"/>
-          <w:sz w:val="20"/>
-          <w:szCs w:val="20"/>
-          <w:lang w:val="en-US"/>
-        </w:rPr>
-        <w:t>Role</w:t>
-      </w:r>
-      <w:r>
-        <w:rPr>
-          <w:rFonts w:ascii="Roboto" w:hAnsi="Roboto"/>
-          <w:sz w:val="20"/>
-          <w:szCs w:val="20"/>
-          <w:lang w:val="en-US"/>
-        </w:rPr>
-        <w:tab/>
-      </w:r>
-      <w:r>
-        <w:rPr>
-          <w:rFonts w:ascii="Roboto" w:hAnsi="Roboto"/>
-          <w:sz w:val="20"/>
-          <w:szCs w:val="20"/>
-          <w:lang w:val="en-US"/>
-        </w:rPr>
-        <w:t>Start Date – End Date</w:t>
+        <w:t>Skills</w:t>
       </w:r>
     </w:p>
     <w:p>
@@ -1287,15 +1178,16 @@
           <w:rFonts w:ascii="Roboto" w:hAnsi="Roboto"/>
           <w:sz w:val="20"/>
           <w:szCs w:val="20"/>
-        </w:rPr>
-      </w:pPr>
-      <w:r>
-        <w:rPr>
-          <w:rFonts w:ascii="Roboto" w:hAnsi="Roboto"/>
-          <w:sz w:val="20"/>
-          <w:szCs w:val="20"/>
-        </w:rPr>
-        <w:t>You may format this section like the Experience section or list roles without bullet descriptions</w:t>
+          <w:lang w:val="en-US"/>
+        </w:rPr>
+      </w:pPr>
+      <w:r>
+        <w:rPr>
+          <w:rFonts w:ascii="Roboto" w:hAnsi="Roboto"/>
+          <w:sz w:val="20"/>
+          <w:szCs w:val="20"/>
+        </w:rPr>
+        <w:t>Group your skills by theme to save space and improve readability</w:t>
       </w:r>
     </w:p>
     <w:p>
@@ -1311,51 +1203,17 @@
           <w:rFonts w:ascii="Roboto" w:hAnsi="Roboto"/>
           <w:sz w:val="20"/>
           <w:szCs w:val="20"/>
-        </w:rPr>
-      </w:pPr>
-      <w:r>
-        <w:rPr>
-          <w:rFonts w:ascii="Roboto" w:hAnsi="Roboto"/>
-          <w:sz w:val="20"/>
-          <w:szCs w:val="20"/>
-        </w:rPr>
-        <w:t>If these activities are more relevant to the opportunity, consider placing this section above Experience</w:t>
-      </w:r>
-    </w:p>
-    <w:p>
-      <w:pPr>
-        <w:spacing w:after="0" w:line="276" w:lineRule="auto"/>
-        <w:rPr>
-          <w:rFonts w:ascii="Roboto" w:hAnsi="Roboto"/>
-          <w:sz w:val="20"/>
-          <w:szCs w:val="20"/>
-          <w:lang w:val="en-US"/>
-        </w:rPr>
-      </w:pPr>
-    </w:p>
-    <w:p>
-      <w:pPr>
-        <w:pBdr>
-          <w:bottom w:val="single" w:sz="4" w:space="1" w:color="auto"/>
-        </w:pBdr>
-        <w:spacing w:line="276" w:lineRule="auto"/>
-        <w:rPr>
-          <w:rFonts w:ascii="Gabarito" w:hAnsi="Gabarito"/>
-          <w:b/>
-          <w:bCs/>
-          <w:color w:val="A41034"/>
-          <w:lang w:val="en-US"/>
-        </w:rPr>
-      </w:pPr>
-      <w:r>
-        <w:rPr>
-          <w:rFonts w:ascii="Gabarito" w:hAnsi="Gabarito"/>
-          <w:b/>
-          <w:bCs/>
-          <w:color w:val="A41034"/>
-          <w:lang w:val="en-US"/>
-        </w:rPr>
-        <w:t>Skills</w:t>
+          <w:lang w:val="en-US"/>
+        </w:rPr>
+      </w:pPr>
+      <w:r>
+        <w:rPr>
+          <w:rFonts w:ascii="Roboto" w:hAnsi="Roboto"/>
+          <w:sz w:val="20"/>
+          <w:szCs w:val="20"/>
+          <w:lang w:val="en-US"/>
+        </w:rPr>
+        <w:t>List your relevant technical skills first to align your resume with the target role</w:t>
       </w:r>
     </w:p>
     <w:p>
@@ -1380,58 +1238,6 @@
           <w:sz w:val="20"/>
           <w:szCs w:val="20"/>
         </w:rPr>
-        <w:t>Group your skills by theme to save space and improve readability</w:t>
-      </w:r>
-    </w:p>
-    <w:p>
-      <w:pPr>
-        <w:pStyle w:val="ListParagraph"/>
-        <w:numPr>
-          <w:ilvl w:val="0"/>
-          <w:numId w:val="1"/>
-        </w:numPr>
-        <w:spacing w:after="0" w:line="276" w:lineRule="auto"/>
-        <w:ind w:left="567" w:hanging="283"/>
-        <w:rPr>
-          <w:rFonts w:ascii="Roboto" w:hAnsi="Roboto"/>
-          <w:sz w:val="20"/>
-          <w:szCs w:val="20"/>
-          <w:lang w:val="en-US"/>
-        </w:rPr>
-      </w:pPr>
-      <w:r>
-        <w:rPr>
-          <w:rFonts w:ascii="Roboto" w:hAnsi="Roboto"/>
-          <w:sz w:val="20"/>
-          <w:szCs w:val="20"/>
-          <w:lang w:val="en-US"/>
-        </w:rPr>
-        <w:t>List your relevant technical skills first to align your resume with the target role</w:t>
-      </w:r>
-    </w:p>
-    <w:p>
-      <w:pPr>
-        <w:pStyle w:val="ListParagraph"/>
-        <w:numPr>
-          <w:ilvl w:val="0"/>
-          <w:numId w:val="1"/>
-        </w:numPr>
-        <w:spacing w:after="0" w:line="276" w:lineRule="auto"/>
-        <w:ind w:left="567" w:hanging="283"/>
-        <w:rPr>
-          <w:rFonts w:ascii="Roboto" w:hAnsi="Roboto"/>
-          <w:sz w:val="20"/>
-          <w:szCs w:val="20"/>
-          <w:lang w:val="en-US"/>
-        </w:rPr>
-      </w:pPr>
-      <w:r>
-        <w:rPr>
-          <w:rFonts w:ascii="Roboto" w:hAnsi="Roboto"/>
-          <w:sz w:val="20"/>
-          <w:szCs w:val="20"/>
-        </w:rPr>
-        <w:lastRenderedPageBreak/>
         <w:t xml:space="preserve">If adding </w:t>
       </w:r>
       <w:r>
